--- a/testakten/robotikrecht-roboterflotte-vellbruck-muenchen/36_sachverstaendigenbriefing.docx
+++ b/testakten/robotikrecht-roboterflotte-vellbruck-muenchen/36_sachverstaendigenbriefing.docx
@@ -37,7 +37,7 @@
         <w:jc w:val="left"/>
       </w:pPr>
       <w:r>
-        <w:t>Dieses Aktenstück betrifft Hypothesen, Logs, Tests. Es ist nicht abschließend freigegeben. Die technische Seite spricht in Versionen, Tickets und Parametern; die rechtliche Seite muss daraus Rollen, Zweckbestimmung, Pflichtenkreis und Beweisrisiko bilden.</w:t>
+        <w:t>Dieses Briefing beauftragt den Robotik-Sachverständigen mit der Unfallrekonstruktion. Es formuliert neutrale Prüfhypothesen und sichert die Verwertbarkeit der Ergebnisse.</w:t>
       </w:r>
     </w:p>
     <w:p>
@@ -56,13 +56,7 @@
         <w:pStyle w:val="ListBullet"/>
       </w:pPr>
       <w:r>
-        <w:rPr>
-          <w:b/>
-        </w:rPr>
-        <w:t>Hypothesen:</w:t>
-      </w:r>
-      <w:r>
-        <w:t xml:space="preserve"> Die Akte enthält hierzu widersprüchliche Hinweise. Für die rechtliche Bewertung muss geklärt werden, ob die Aussage aus Vertrag, Anleitung, Produktakte, Marketing, Logdaten oder nachträglicher Krisenkommunikation stammt.</w:t>
+        <w:t>Hypothesen: Geprüft werden drei Szenarien: Kollision trotz korrekten Schutzfelds, Kollision wegen reduzierten Schutzfelds, Sensor- oder Fusionsfehler unabhängig von der Konfiguration.</w:t>
       </w:r>
     </w:p>
     <w:p>
@@ -70,13 +64,7 @@
         <w:pStyle w:val="ListBullet"/>
       </w:pPr>
       <w:r>
-        <w:rPr>
-          <w:b/>
-        </w:rPr>
-        <w:t>Logs:</w:t>
-      </w:r>
-      <w:r>
-        <w:t xml:space="preserve"> Die Akte enthält hierzu widersprüchliche Hinweise. Für die rechtliche Bewertung muss geklärt werden, ob die Aussage aus Vertrag, Anleitung, Produktakte, Marketing, Logdaten oder nachträglicher Krisenkommunikation stammt.</w:t>
+        <w:t>Logs: Die Logdaten sind vollständig für die Zonen 1 bis 4, aber ohne Rohsensordaten der Einheit LM-104 zwischen 08:52 und 08:58 Uhr; die Lücke ist zu erklären.</w:t>
       </w:r>
     </w:p>
     <w:p>
@@ -84,13 +72,7 @@
         <w:pStyle w:val="ListBullet"/>
       </w:pPr>
       <w:r>
-        <w:rPr>
-          <w:b/>
-        </w:rPr>
-        <w:t>Tests:</w:t>
-      </w:r>
-      <w:r>
-        <w:t xml:space="preserve"> Die Akte enthält hierzu widersprüchliche Hinweise. Für die rechtliche Bewertung muss geklärt werden, ob die Aussage aus Vertrag, Anleitung, Produktakte, Marketing, Logdaten oder nachträglicher Krisenkommunikation stammt.</w:t>
+        <w:t>Tests: Reproduktionstests laufen an einer baugleichen Referenzeinheit, nicht an LM-104, um den Beweiswert des Originals zu erhalten.</w:t>
       </w:r>
     </w:p>
     <w:p>
@@ -109,7 +91,7 @@
         <w:jc w:val="left"/>
       </w:pPr>
       <w:r>
-        <w:t>Die Unterlage ist bewusst nicht glatt: Vertrieb, Technik, Datenschutz, Qualitätssicherung und Geschäftsführung verwenden nicht immer dieselben Produktnamen. Gerade daraus entsteht das juristische Problem, weil Zweckbestimmung, tatsächliche Nutzung, Werbeaussage und Updatepraxis auseinanderlaufen.</w:t>
+        <w:t>Zu rekonstruieren ist der Ablauf vom 27.05.2026 zwischen 08:00 und 09:30 Uhr anhand von Eventlog, Konfigurationshistorie, Sensordaten und Hallenvideo; die Rohdaten sind gesichert und gehasht.</w:t>
       </w:r>
     </w:p>
     <w:p>
@@ -117,23 +99,7 @@
         <w:jc w:val="left"/>
       </w:pPr>
       <w:r>
-        <w:t>Für die rechtliche Bewertung müssen die technischen Annahmen jeweils mit der Produktakte abgeglichen werden. Eine Risikobeurteilung, die nur den Laborzustand beschreibt, trägt den Pilotbetrieb im Lager oder im Pflegezimmer nicht automatisch.</w:t>
-      </w:r>
-    </w:p>
-    <w:p>
-      <w:pPr>
-        <w:jc w:val="left"/>
-      </w:pPr>
-      <w:r>
-        <w:t>Die Akte enthält mehrere Spuren, die sich gegenseitig widersprechen: Der Betreiber spricht von einem autonomen Flottensystem, die CE-Unterlage von einem assistierten Transportmittel, die Marketingfolien von lernender Umgebungserkennung und die Bedienungsanleitung von festen Sicherheitszonen.</w:t>
-      </w:r>
-    </w:p>
-    <w:p>
-      <w:pPr>
-        <w:jc w:val="left"/>
-      </w:pPr>
-      <w:r>
-        <w:t>Die Kanzlei soll keine finale technische Konformität bescheinigen, sondern entscheiden, welche Unterlagen fehlen, welche Sofortmaßnahmen nötig sind und welche Aussagen gegenüber Behörde, Kunden, Versicherer und Betroffenen vertretbar sind.</w:t>
+        <w:t>Der Gutachter erhält beide Ursachenhypothesen offen: Produktlücke (frei zugängliches Admin-Menü) und Betreiberänderung (Schutzfeldreduzierung um 08:10 und 08:50 Uhr).</w:t>
       </w:r>
     </w:p>
     <w:p>
@@ -152,10 +118,7 @@
         <w:pStyle w:val="Heading3"/>
       </w:pPr>
       <w:r>
-        <w:rPr>
-          <w:rFonts w:ascii="Times New Roman" w:hAnsi="Times New Roman"/>
-        </w:rPr>
-        <w:t>Punkt 1</w:t>
+        <w:t>Hypothesen</w:t>
       </w:r>
     </w:p>
     <w:p>
@@ -163,7 +126,15 @@
         <w:jc w:val="left"/>
       </w:pPr>
       <w:r>
-        <w:t>Im Gespräch mit Leonie Rottkamp, Bertram Kiendl und Jasper Rodenwald wurde deutlich, dass die Produktlinie nicht mit einer einzigen rechtlichen Schublade erfasst werden kann. Die Vellbruck Robotics GmbH liefert Hardware, Steuerungssoftware, Cloudfunktionen, Wartung und gelegentlich eine kundenspezifische Parametrisierung. Beim Betreiber Münchner Feinlogistik GmbH wurden Schutzfelder verändert, ohne dass klar ist, ob dies vom Admin-Panel gedeckt oder nur technisch möglich war. Der Pflegepilot im St.-Ludgerus-Klinikum München-Sendling verschärft die Lage, weil dort Sensorik, vulnerable Personen und medizinische Nähe zusammentreffen.</w:t>
+        <w:t>Jedes Szenario erhält definierte Prüfschritte und Abbruchkriterien; der Gutachter dokumentiert auch negative Befunde.</w:t>
+      </w:r>
+    </w:p>
+    <w:p>
+      <w:pPr>
+        <w:pStyle w:val="Heading3"/>
+      </w:pPr>
+      <w:r>
+        <w:t>Logs</w:t>
       </w:r>
     </w:p>
     <w:p>
@@ -171,7 +142,7 @@
         <w:jc w:val="left"/>
       </w:pPr>
       <w:r>
-        <w:t>Für die anwaltliche Bearbeitung sollte zu diesem Punkt eine Belegspur angelegt werden: Dokument, Version, Datum, Verfasser, technische Quelle, rechtliche Relevanz und offene Rückfrage. Besonders gefährlich sind Formulierungen wie „selbstlernend“, „voll autonom“, „MDR-ready“, „sicher ohne Schutzzaun“ oder „keine personenbezogenen Daten“, wenn die technische Dokumentation das nicht trägt.</w:t>
+        <w:t>Die Loglücke wird als eigener Prüfauftrag formuliert (Pufferüberlauf, Übertragungsfehler oder Löschung); das Ergebnis ist für die Beweiswürdigung zentral.</w:t>
       </w:r>
     </w:p>
     <w:p>
@@ -179,10 +150,7 @@
         <w:pStyle w:val="Heading3"/>
       </w:pPr>
       <w:r>
-        <w:rPr>
-          <w:rFonts w:ascii="Times New Roman" w:hAnsi="Times New Roman"/>
-        </w:rPr>
-        <w:t>Punkt 2</w:t>
+        <w:t>Tests</w:t>
       </w:r>
     </w:p>
     <w:p>
@@ -190,150 +158,7 @@
         <w:jc w:val="left"/>
       </w:pPr>
       <w:r>
-        <w:t>Im Gespräch mit Leonie Rottkamp, Bertram Kiendl und Jasper Rodenwald wurde deutlich, dass die Produktlinie nicht mit einer einzigen rechtlichen Schublade erfasst werden kann. Die Vellbruck Robotics GmbH liefert Hardware, Steuerungssoftware, Cloudfunktionen, Wartung und gelegentlich eine kundenspezifische Parametrisierung. Beim Betreiber Münchner Feinlogistik GmbH wurden Schutzfelder verändert, ohne dass klar ist, ob dies vom Admin-Panel gedeckt oder nur technisch möglich war. Der Pflegepilot im St.-Ludgerus-Klinikum München-Sendling verschärft die Lage, weil dort Sensorik, vulnerable Personen und medizinische Nähe zusammentreffen.</w:t>
-      </w:r>
-    </w:p>
-    <w:p>
-      <w:pPr>
-        <w:jc w:val="left"/>
-      </w:pPr>
-      <w:r>
-        <w:t>Für die anwaltliche Bearbeitung sollte zu diesem Punkt eine Belegspur angelegt werden: Dokument, Version, Datum, Verfasser, technische Quelle, rechtliche Relevanz und offene Rückfrage. Besonders gefährlich sind Formulierungen wie „selbstlernend“, „voll autonom“, „MDR-ready“, „sicher ohne Schutzzaun“ oder „keine personenbezogenen Daten“, wenn die technische Dokumentation das nicht trägt.</w:t>
-      </w:r>
-    </w:p>
-    <w:p>
-      <w:pPr>
-        <w:pStyle w:val="Heading3"/>
-      </w:pPr>
-      <w:r>
-        <w:rPr>
-          <w:rFonts w:ascii="Times New Roman" w:hAnsi="Times New Roman"/>
-        </w:rPr>
-        <w:t>Punkt 3</w:t>
-      </w:r>
-    </w:p>
-    <w:p>
-      <w:pPr>
-        <w:jc w:val="left"/>
-      </w:pPr>
-      <w:r>
-        <w:t>Im Gespräch mit Leonie Rottkamp, Bertram Kiendl und Jasper Rodenwald wurde deutlich, dass die Produktlinie nicht mit einer einzigen rechtlichen Schublade erfasst werden kann. Die Vellbruck Robotics GmbH liefert Hardware, Steuerungssoftware, Cloudfunktionen, Wartung und gelegentlich eine kundenspezifische Parametrisierung. Beim Betreiber Münchner Feinlogistik GmbH wurden Schutzfelder verändert, ohne dass klar ist, ob dies vom Admin-Panel gedeckt oder nur technisch möglich war. Der Pflegepilot im St.-Ludgerus-Klinikum München-Sendling verschärft die Lage, weil dort Sensorik, vulnerable Personen und medizinische Nähe zusammentreffen.</w:t>
-      </w:r>
-    </w:p>
-    <w:p>
-      <w:pPr>
-        <w:jc w:val="left"/>
-      </w:pPr>
-      <w:r>
-        <w:t>Für die anwaltliche Bearbeitung sollte zu diesem Punkt eine Belegspur angelegt werden: Dokument, Version, Datum, Verfasser, technische Quelle, rechtliche Relevanz und offene Rückfrage. Besonders gefährlich sind Formulierungen wie „selbstlernend“, „voll autonom“, „MDR-ready“, „sicher ohne Schutzzaun“ oder „keine personenbezogenen Daten“, wenn die technische Dokumentation das nicht trägt.</w:t>
-      </w:r>
-    </w:p>
-    <w:p>
-      <w:pPr>
-        <w:pStyle w:val="Heading3"/>
-      </w:pPr>
-      <w:r>
-        <w:rPr>
-          <w:rFonts w:ascii="Times New Roman" w:hAnsi="Times New Roman"/>
-        </w:rPr>
-        <w:t>Punkt 4</w:t>
-      </w:r>
-    </w:p>
-    <w:p>
-      <w:pPr>
-        <w:jc w:val="left"/>
-      </w:pPr>
-      <w:r>
-        <w:t>Im Gespräch mit Leonie Rottkamp, Bertram Kiendl und Jasper Rodenwald wurde deutlich, dass die Produktlinie nicht mit einer einzigen rechtlichen Schublade erfasst werden kann. Die Vellbruck Robotics GmbH liefert Hardware, Steuerungssoftware, Cloudfunktionen, Wartung und gelegentlich eine kundenspezifische Parametrisierung. Beim Betreiber Münchner Feinlogistik GmbH wurden Schutzfelder verändert, ohne dass klar ist, ob dies vom Admin-Panel gedeckt oder nur technisch möglich war. Der Pflegepilot im St.-Ludgerus-Klinikum München-Sendling verschärft die Lage, weil dort Sensorik, vulnerable Personen und medizinische Nähe zusammentreffen.</w:t>
-      </w:r>
-    </w:p>
-    <w:p>
-      <w:pPr>
-        <w:jc w:val="left"/>
-      </w:pPr>
-      <w:r>
-        <w:t>Für die anwaltliche Bearbeitung sollte zu diesem Punkt eine Belegspur angelegt werden: Dokument, Version, Datum, Verfasser, technische Quelle, rechtliche Relevanz und offene Rückfrage. Besonders gefährlich sind Formulierungen wie „selbstlernend“, „voll autonom“, „MDR-ready“, „sicher ohne Schutzzaun“ oder „keine personenbezogenen Daten“, wenn die technische Dokumentation das nicht trägt.</w:t>
-      </w:r>
-    </w:p>
-    <w:p>
-      <w:pPr>
-        <w:pStyle w:val="Heading3"/>
-      </w:pPr>
-      <w:r>
-        <w:rPr>
-          <w:rFonts w:ascii="Times New Roman" w:hAnsi="Times New Roman"/>
-        </w:rPr>
-        <w:t>Punkt 5</w:t>
-      </w:r>
-    </w:p>
-    <w:p>
-      <w:pPr>
-        <w:jc w:val="left"/>
-      </w:pPr>
-      <w:r>
-        <w:t>Im Gespräch mit Leonie Rottkamp, Bertram Kiendl und Jasper Rodenwald wurde deutlich, dass die Produktlinie nicht mit einer einzigen rechtlichen Schublade erfasst werden kann. Die Vellbruck Robotics GmbH liefert Hardware, Steuerungssoftware, Cloudfunktionen, Wartung und gelegentlich eine kundenspezifische Parametrisierung. Beim Betreiber Münchner Feinlogistik GmbH wurden Schutzfelder verändert, ohne dass klar ist, ob dies vom Admin-Panel gedeckt oder nur technisch möglich war. Der Pflegepilot im St.-Ludgerus-Klinikum München-Sendling verschärft die Lage, weil dort Sensorik, vulnerable Personen und medizinische Nähe zusammentreffen.</w:t>
-      </w:r>
-    </w:p>
-    <w:p>
-      <w:pPr>
-        <w:jc w:val="left"/>
-      </w:pPr>
-      <w:r>
-        <w:t>Für die anwaltliche Bearbeitung sollte zu diesem Punkt eine Belegspur angelegt werden: Dokument, Version, Datum, Verfasser, technische Quelle, rechtliche Relevanz und offene Rückfrage. Besonders gefährlich sind Formulierungen wie „selbstlernend“, „voll autonom“, „MDR-ready“, „sicher ohne Schutzzaun“ oder „keine personenbezogenen Daten“, wenn die technische Dokumentation das nicht trägt.</w:t>
-      </w:r>
-    </w:p>
-    <w:p>
-      <w:pPr>
-        <w:pStyle w:val="Heading3"/>
-      </w:pPr>
-      <w:r>
-        <w:rPr>
-          <w:rFonts w:ascii="Times New Roman" w:hAnsi="Times New Roman"/>
-        </w:rPr>
-        <w:t>Punkt 6</w:t>
-      </w:r>
-    </w:p>
-    <w:p>
-      <w:pPr>
-        <w:jc w:val="left"/>
-      </w:pPr>
-      <w:r>
-        <w:t>Im Gespräch mit Leonie Rottkamp, Bertram Kiendl und Jasper Rodenwald wurde deutlich, dass die Produktlinie nicht mit einer einzigen rechtlichen Schublade erfasst werden kann. Die Vellbruck Robotics GmbH liefert Hardware, Steuerungssoftware, Cloudfunktionen, Wartung und gelegentlich eine kundenspezifische Parametrisierung. Beim Betreiber Münchner Feinlogistik GmbH wurden Schutzfelder verändert, ohne dass klar ist, ob dies vom Admin-Panel gedeckt oder nur technisch möglich war. Der Pflegepilot im St.-Ludgerus-Klinikum München-Sendling verschärft die Lage, weil dort Sensorik, vulnerable Personen und medizinische Nähe zusammentreffen.</w:t>
-      </w:r>
-    </w:p>
-    <w:p>
-      <w:pPr>
-        <w:jc w:val="left"/>
-      </w:pPr>
-      <w:r>
-        <w:t>Für die anwaltliche Bearbeitung sollte zu diesem Punkt eine Belegspur angelegt werden: Dokument, Version, Datum, Verfasser, technische Quelle, rechtliche Relevanz und offene Rückfrage. Besonders gefährlich sind Formulierungen wie „selbstlernend“, „voll autonom“, „MDR-ready“, „sicher ohne Schutzzaun“ oder „keine personenbezogenen Daten“, wenn die technische Dokumentation das nicht trägt.</w:t>
-      </w:r>
-    </w:p>
-    <w:p>
-      <w:pPr>
-        <w:pStyle w:val="Heading3"/>
-      </w:pPr>
-      <w:r>
-        <w:rPr>
-          <w:rFonts w:ascii="Times New Roman" w:hAnsi="Times New Roman"/>
-        </w:rPr>
-        <w:t>Punkt 7</w:t>
-      </w:r>
-    </w:p>
-    <w:p>
-      <w:pPr>
-        <w:jc w:val="left"/>
-      </w:pPr>
-      <w:r>
-        <w:t>Im Gespräch mit Leonie Rottkamp, Bertram Kiendl und Jasper Rodenwald wurde deutlich, dass die Produktlinie nicht mit einer einzigen rechtlichen Schublade erfasst werden kann. Die Vellbruck Robotics GmbH liefert Hardware, Steuerungssoftware, Cloudfunktionen, Wartung und gelegentlich eine kundenspezifische Parametrisierung. Beim Betreiber Münchner Feinlogistik GmbH wurden Schutzfelder verändert, ohne dass klar ist, ob dies vom Admin-Panel gedeckt oder nur technisch möglich war. Der Pflegepilot im St.-Ludgerus-Klinikum München-Sendling verschärft die Lage, weil dort Sensorik, vulnerable Personen und medizinische Nähe zusammentreffen.</w:t>
-      </w:r>
-    </w:p>
-    <w:p>
-      <w:pPr>
-        <w:jc w:val="left"/>
-      </w:pPr>
-      <w:r>
-        <w:t>Für die anwaltliche Bearbeitung sollte zu diesem Punkt eine Belegspur angelegt werden: Dokument, Version, Datum, Verfasser, technische Quelle, rechtliche Relevanz und offene Rückfrage. Besonders gefährlich sind Formulierungen wie „selbstlernend“, „voll autonom“, „MDR-ready“, „sicher ohne Schutzzaun“ oder „keine personenbezogenen Daten“, wenn die technische Dokumentation das nicht trägt.</w:t>
+        <w:t>LM-104 bleibt versiegelt; jede Untersuchung am Original erfolgt nur gemeinsam mit einem von der Gegenseite benannten Sachverständigen.</w:t>
       </w:r>
     </w:p>
     <w:p>
@@ -352,7 +177,7 @@
         <w:pStyle w:val="ListBullet"/>
       </w:pPr>
       <w:r>
-        <w:t>Welche Firmware war am Unfalltag tatsächlich aktiv?</w:t>
+        <w:t>Wie erklärt sich die Loglücke zwischen 08:52 und 08:58 Uhr?</w:t>
       </w:r>
     </w:p>
     <w:p>
@@ -360,7 +185,7 @@
         <w:pStyle w:val="ListBullet"/>
       </w:pPr>
       <w:r>
-        <w:t>Welche Zweckbestimmung steht in der final ausgelieferten Anleitung?</w:t>
+        <w:t>Lässt sich Szenario 2 an der Referenzeinheit reproduzieren?</w:t>
       </w:r>
     </w:p>
     <w:p>
@@ -368,23 +193,7 @@
         <w:pStyle w:val="ListBullet"/>
       </w:pPr>
       <w:r>
-        <w:t>Welche Schutzfeldänderungen waren technisch möglich und vertraglich erlaubt?</w:t>
-      </w:r>
-    </w:p>
-    <w:p>
-      <w:pPr>
-        <w:pStyle w:val="ListBullet"/>
-      </w:pPr>
-      <w:r>
-        <w:t>Welche personenbezogenen Daten werden lokal, in der Cloud und in Supporttickets verarbeitet?</w:t>
-      </w:r>
-    </w:p>
-    <w:p>
-      <w:pPr>
-        <w:pStyle w:val="ListBullet"/>
-      </w:pPr>
-      <w:r>
-        <w:t>Welche Aussagen wurden gegenüber Kunden, Behörde und Versicherer bereits gemacht?</w:t>
+        <w:t>Wann steht der Zwischenbericht des Gutachters zur Verfügung?</w:t>
       </w:r>
     </w:p>
     <w:sectPr>
